--- a/Proposal/JPNFX.docx
+++ b/Proposal/JPNFX.docx
@@ -493,7 +493,7 @@
                 <w:noProof/>
                 <w:webHidden/>
               </w:rPr>
-              <w:t>3</w:t>
+              <w:t>2</w:t>
             </w:r>
             <w:r>
               <w:rPr>
@@ -567,7 +567,7 @@
                 <w:noProof/>
                 <w:webHidden/>
               </w:rPr>
-              <w:t>4</w:t>
+              <w:t>3</w:t>
             </w:r>
             <w:r>
               <w:rPr>
@@ -641,7 +641,7 @@
                 <w:noProof/>
                 <w:webHidden/>
               </w:rPr>
-              <w:t>8</w:t>
+              <w:t>7</w:t>
             </w:r>
             <w:r>
               <w:rPr>
@@ -715,7 +715,7 @@
                 <w:noProof/>
                 <w:webHidden/>
               </w:rPr>
-              <w:t>9</w:t>
+              <w:t>8</w:t>
             </w:r>
             <w:r>
               <w:rPr>
@@ -789,7 +789,7 @@
                 <w:noProof/>
                 <w:webHidden/>
               </w:rPr>
-              <w:t>10</w:t>
+              <w:t>9</w:t>
             </w:r>
             <w:r>
               <w:rPr>
@@ -863,7 +863,7 @@
                 <w:noProof/>
                 <w:webHidden/>
               </w:rPr>
-              <w:t>12</w:t>
+              <w:t>11</w:t>
             </w:r>
             <w:r>
               <w:rPr>
@@ -937,7 +937,7 @@
                 <w:noProof/>
                 <w:webHidden/>
               </w:rPr>
-              <w:t>14</w:t>
+              <w:t>13</w:t>
             </w:r>
             <w:r>
               <w:rPr>
@@ -1011,7 +1011,7 @@
                 <w:noProof/>
                 <w:webHidden/>
               </w:rPr>
-              <w:t>16</w:t>
+              <w:t>15</w:t>
             </w:r>
             <w:r>
               <w:rPr>
@@ -1085,7 +1085,7 @@
                 <w:noProof/>
                 <w:webHidden/>
               </w:rPr>
-              <w:t>19</w:t>
+              <w:t>16</w:t>
             </w:r>
             <w:r>
               <w:rPr>
@@ -1183,6 +1183,16 @@
     </w:p>
     <w:p>
       <w:pPr>
+        <w:ind w:firstLine="0"/>
+      </w:pPr>
+    </w:p>
+    <w:p>
+      <w:pPr>
+        <w:ind w:firstLine="0"/>
+      </w:pPr>
+    </w:p>
+    <w:p>
+      <w:pPr>
         <w:pStyle w:val="Title2"/>
       </w:pPr>
       <w:bookmarkStart w:id="2" w:name="_Toc235010463"/>
@@ -1321,6 +1331,7 @@
         <w:t xml:space="preserve"> for </w:t>
       </w:r>
       <w:r>
+        <w:lastRenderedPageBreak/>
         <w:t>diversification into heavy industries and quality-focused production</w:t>
       </w:r>
       <w:r>
@@ -1342,7 +1353,6 @@
         <w:jc w:val="both"/>
       </w:pPr>
       <w:r>
-        <w:lastRenderedPageBreak/>
         <w:t xml:space="preserve">Grabowiecki (2006) delves deeper into keiretsu as the postwar successor to zaibatsu, examining their organizational mechanics, governance, and macroeconomic impact. Horizontal keiretsu </w:t>
       </w:r>
       <w:r>
@@ -1509,11 +1519,6 @@
       </w:r>
     </w:p>
     <w:p>
-      <w:r>
-        <w:br w:type="page"/>
-      </w:r>
-    </w:p>
-    <w:p>
       <w:pPr>
         <w:jc w:val="both"/>
       </w:pPr>
@@ -1609,6 +1614,11 @@
       </w:r>
     </w:p>
     <w:p>
+      <w:r>
+        <w:br w:type="page"/>
+      </w:r>
+    </w:p>
+    <w:p>
       <w:pPr>
         <w:jc w:val="both"/>
         <w:rPr>
@@ -1616,6 +1626,7 @@
         </w:rPr>
       </w:pPr>
       <w:r>
+        <w:lastRenderedPageBreak/>
         <w:t xml:space="preserve">Yoshioka and Kawasaki (2016) focus on Japan’s internal economic planning apparatus, detailing fiscal, monetary, and indicative planning tools that guided high-growth policies. Postwar </w:t>
       </w:r>
       <w:r>
@@ -1722,7 +1733,6 @@
         <w:rPr>
           <w:rFonts w:cs="Arial"/>
         </w:rPr>
-        <w:lastRenderedPageBreak/>
         <w:t xml:space="preserve">Each of these studies compiles a vital piece of the puzzle regarding the dynamics at Japan’s key economic inflection points and the external factors that shaped its postwar </w:t>
       </w:r>
       <w:r>
@@ -1823,18 +1833,10 @@
         <w:t>ate, and CPI inflation rate</w:t>
       </w:r>
       <w:r>
-        <w:t xml:space="preserve"> (from now on, we will refer to this by CPI</w:t>
-      </w:r>
-      <w:proofErr w:type="gramStart"/>
-      <w:r>
-        <w:t xml:space="preserve">) </w:t>
-      </w:r>
-      <w:r>
-        <w:t>.</w:t>
-      </w:r>
-      <w:proofErr w:type="gramEnd"/>
-      <w:r>
-        <w:t xml:space="preserve"> For the industrial section, we will be relying on the trade balance, deposit interest rates, GDP growth rates. </w:t>
+        <w:t xml:space="preserve"> (from now on, we will refer to this by CPI) </w:t>
+      </w:r>
+      <w:r>
+        <w:t xml:space="preserve">. For the industrial section, we will be relying on the trade balance, deposit interest rates, GDP growth rates. </w:t>
       </w:r>
     </w:p>
     <w:p>
@@ -1924,6 +1926,12 @@
       <w:r>
         <w:t xml:space="preserve">Henceforth, our main concern will be on post Nixon Shock up to the global financial crisis at 2008. </w:t>
       </w:r>
+    </w:p>
+    <w:p>
+      <w:pPr>
+        <w:spacing w:before="240" w:line="276" w:lineRule="auto"/>
+        <w:jc w:val="both"/>
+      </w:pPr>
     </w:p>
     <w:p>
       <w:pPr>
@@ -2067,15 +2075,7 @@
         <w:t>for gasoline</w:t>
       </w:r>
       <w:r>
-        <w:t xml:space="preserve">; Honda's entrepreneurial push into international markets and R&amp;D investment helped sustain revenue streams as domestic costs rose. At Sony, Akio Morita and Masaru </w:t>
-      </w:r>
-      <w:proofErr w:type="spellStart"/>
-      <w:r>
-        <w:t>Ibuka</w:t>
-      </w:r>
-      <w:proofErr w:type="spellEnd"/>
-      <w:r>
-        <w:t xml:space="preserve"> accelerated electronics innovation, focusing on high-value, compact products like the Walkman (developed later but rooted in this era's creativity), which reduced reliance on heavy industry vulnerabilities. </w:t>
+        <w:t xml:space="preserve">; Honda's entrepreneurial push into international markets and R&amp;D investment helped sustain revenue streams as domestic costs rose. At Sony, Akio Morita and Masaru Ibuka accelerated electronics innovation, focusing on high-value, compact products like the Walkman (developed later but rooted in this era's creativity), which reduced reliance on heavy industry vulnerabilities. </w:t>
       </w:r>
       <w:r>
         <w:t>All this could have been worse if the integrity of relational governance of</w:t>
@@ -4185,23 +4185,39 @@
     </w:p>
     <w:p/>
     <w:p>
+      <w:pPr>
+        <w:jc w:val="both"/>
+      </w:pPr>
       <w:r>
         <w:t>Bringing together the four inflection points studied here, from the Nixon Shock in 1971 to the Global Financial Crisis of 2008, what stands out most is that Japan’s postwar economy was never a simple story of miracle followed by decline. It was a chain of adaptations, some of which solved the problem in front of them while quietly building the next one. The same institutional machinery, keiretsu cross-shareholding, main bank financing, and MITI guidance, that Grabowiecki and Takada credit for the high-growth era, shows up again and again across these four case studies, but never plays quite the same role twice. Facing the Nixon Shock, this machinery absorbed the impact well. Two decades later, that same patient capital, once the source of Japan’s strength, is what pushed Tokyo land and stock prices past any reasonable fundamental. Grabowiecki calls this "success as the source of failure," and the data gathered here supports that reading well.</w:t>
       </w:r>
     </w:p>
     <w:p>
+      <w:pPr>
+        <w:jc w:val="both"/>
+      </w:pPr>
       <w:r>
         <w:t>Business leaders were far from passive throughout all this. Eiji Toyoda’s just-in-time system, Soichiro Honda’s pivot into fuel-efficient vehicles, Hiroshi Okuda’s lean restructuring during the Asian crisis, and Akio Toyoda’s return to core engineering discipline after 2008, these were not the same response repeated four times, but four different business titans reaching for the same institutional toolkit, keiretsu coordination, BoJ liquidity, MITI direction, and turning it toward whatever crisis stood in front of them. What this tells us is that Japan’s institutions alone do not explain the outcome. They handed business leaders a set of resources, and whether growth or crisis followed depended largely on how well those leaders used what they were given.</w:t>
       </w:r>
     </w:p>
-    <w:p/>
-    <w:p>
+    <w:p>
+      <w:pPr>
+        <w:jc w:val="both"/>
+      </w:pPr>
+    </w:p>
+    <w:p>
+      <w:pPr>
+        <w:jc w:val="both"/>
+      </w:pPr>
       <w:r>
         <w:lastRenderedPageBreak/>
         <w:t>The household and industrial indicators tracked in this study tell the same story from two different angles. Unemployment stayed remarkably low across all four inflection points, a sign of how strongly lifetime employment norms held even under strain, while CPI and the trade balance moved far more sharply, absorbing the actual shock instead. The Global Financial Crisis stands apart among the four, being the only point where Japan felt the impact almost as fast as the United States itself did, rather than with the lag seen after the Nixon Shock or during the Asian crisis, a sign of how tied Japan’s financial system had become to the rest of the world by 2008.</w:t>
       </w:r>
     </w:p>
     <w:p>
+      <w:pPr>
+        <w:jc w:val="both"/>
+      </w:pPr>
       <w:r>
         <w:t>This study is limited by how little usable data exists before 1971, and future research should try to close that gap, as well as extend this framework past 2011 into the Abenomics years. What can be said with confidence, though, is that none of Japan’s inflection points were purely external shocks. Each one was a meeting point of structure and agency, of keiretsu, government policy, and the individual choices of business leaders, and it was that meeting point, not the shock alone, that decided whether Japan came out the other side stronger, or merely still standing.</w:t>
       </w:r>
@@ -4211,999 +4227,13 @@
     <w:p/>
     <w:p/>
     <w:p/>
-    <w:p/>
-    <w:p/>
-    <w:p/>
-    <w:p/>
-    <w:p/>
-    <w:p/>
-    <w:p/>
-    <w:p/>
-    <w:p/>
-    <w:p/>
-    <w:p/>
-    <w:p/>
-    <w:p/>
-    <w:p/>
-    <w:p/>
-    <w:p/>
-    <w:p/>
-    <w:p/>
-    <w:tbl>
-      <w:tblPr>
-        <w:tblpPr w:leftFromText="180" w:rightFromText="180" w:vertAnchor="text" w:horzAnchor="page" w:tblpX="9331" w:tblpY="1"/>
-        <w:tblW w:w="0" w:type="auto"/>
-        <w:tblBorders>
-          <w:top w:val="single" w:sz="4" w:space="0" w:color="auto"/>
-          <w:left w:val="single" w:sz="4" w:space="0" w:color="auto"/>
-          <w:bottom w:val="single" w:sz="4" w:space="0" w:color="auto"/>
-          <w:right w:val="single" w:sz="4" w:space="0" w:color="auto"/>
-          <w:insideH w:val="single" w:sz="4" w:space="0" w:color="auto"/>
-          <w:insideV w:val="single" w:sz="4" w:space="0" w:color="auto"/>
-        </w:tblBorders>
-        <w:tblLayout w:type="fixed"/>
-        <w:tblLook w:val="0000" w:firstRow="0" w:lastRow="0" w:firstColumn="0" w:lastColumn="0" w:noHBand="0" w:noVBand="0"/>
-      </w:tblPr>
-      <w:tblGrid>
-        <w:gridCol w:w="725"/>
-      </w:tblGrid>
-      <w:tr>
-        <w:trPr>
-          <w:trHeight w:val="101"/>
-        </w:trPr>
-        <w:tc>
-          <w:tcPr>
-            <w:tcW w:w="725" w:type="dxa"/>
-          </w:tcPr>
-          <w:p>
-            <w:pPr>
-              <w:bidi/>
-              <w:ind w:firstLine="0"/>
-              <w:jc w:val="center"/>
-              <w:rPr>
-                <w:iCs/>
-              </w:rPr>
-            </w:pPr>
-            <w:r>
-              <w:rPr>
-                <w:iCs/>
-              </w:rPr>
-              <w:t>0</w:t>
-            </w:r>
-          </w:p>
-        </w:tc>
-      </w:tr>
-      <w:tr>
-        <w:trPr>
-          <w:trHeight w:val="106"/>
-        </w:trPr>
-        <w:tc>
-          <w:tcPr>
-            <w:tcW w:w="725" w:type="dxa"/>
-          </w:tcPr>
-          <w:p>
-            <w:pPr>
-              <w:ind w:firstLine="0"/>
-              <w:jc w:val="center"/>
-              <w:rPr>
-                <w:iCs/>
-              </w:rPr>
-            </w:pPr>
-            <w:r>
-              <w:rPr>
-                <w:iCs/>
-              </w:rPr>
-              <w:t>0</w:t>
-            </w:r>
-          </w:p>
-        </w:tc>
-      </w:tr>
-      <w:tr>
-        <w:trPr>
-          <w:trHeight w:val="113"/>
-        </w:trPr>
-        <w:tc>
-          <w:tcPr>
-            <w:tcW w:w="725" w:type="dxa"/>
-          </w:tcPr>
-          <w:p>
-            <w:pPr>
-              <w:ind w:firstLine="0"/>
-              <w:jc w:val="center"/>
-              <w:rPr>
-                <w:iCs/>
-              </w:rPr>
-            </w:pPr>
-            <w:r>
-              <w:rPr>
-                <w:iCs/>
-              </w:rPr>
-              <w:t>0</w:t>
-            </w:r>
-          </w:p>
-        </w:tc>
-      </w:tr>
-      <w:tr>
-        <w:trPr>
-          <w:trHeight w:val="158"/>
-        </w:trPr>
-        <w:tc>
-          <w:tcPr>
-            <w:tcW w:w="725" w:type="dxa"/>
-          </w:tcPr>
-          <w:p>
-            <w:pPr>
-              <w:ind w:firstLine="0"/>
-              <w:jc w:val="center"/>
-              <w:rPr>
-                <w:iCs/>
-              </w:rPr>
-            </w:pPr>
-            <w:r>
-              <w:rPr>
-                <w:rFonts w:hint="cs"/>
-                <w:iCs/>
-                <w:rtl/>
-              </w:rPr>
-              <w:t>0</w:t>
-            </w:r>
-          </w:p>
-        </w:tc>
-      </w:tr>
-      <w:tr>
-        <w:trPr>
-          <w:trHeight w:val="209"/>
-        </w:trPr>
-        <w:tc>
-          <w:tcPr>
-            <w:tcW w:w="725" w:type="dxa"/>
-          </w:tcPr>
-          <w:p>
-            <w:pPr>
-              <w:ind w:firstLine="0"/>
-              <w:jc w:val="center"/>
-              <w:rPr>
-                <w:iCs/>
-              </w:rPr>
-            </w:pPr>
-            <w:r>
-              <w:rPr>
-                <w:iCs/>
-              </w:rPr>
-              <w:t>0</w:t>
-            </w:r>
-          </w:p>
-        </w:tc>
-      </w:tr>
-      <w:tr>
-        <w:trPr>
-          <w:trHeight w:val="260"/>
-        </w:trPr>
-        <w:tc>
-          <w:tcPr>
-            <w:tcW w:w="725" w:type="dxa"/>
-          </w:tcPr>
-          <w:p>
-            <w:pPr>
-              <w:ind w:firstLine="0"/>
-              <w:jc w:val="center"/>
-              <w:rPr>
-                <w:iCs/>
-              </w:rPr>
-            </w:pPr>
-            <w:r>
-              <w:rPr>
-                <w:iCs/>
-              </w:rPr>
-              <w:t>0</w:t>
-            </w:r>
-          </w:p>
-        </w:tc>
-      </w:tr>
-      <w:tr>
-        <w:trPr>
-          <w:trHeight w:val="183"/>
-        </w:trPr>
-        <w:tc>
-          <w:tcPr>
-            <w:tcW w:w="725" w:type="dxa"/>
-          </w:tcPr>
-          <w:p>
-            <w:pPr>
-              <w:ind w:firstLine="0"/>
-              <w:jc w:val="center"/>
-              <w:rPr>
-                <w:iCs/>
-              </w:rPr>
-            </w:pPr>
-            <w:r>
-              <w:rPr>
-                <w:iCs/>
-              </w:rPr>
-              <w:t>5</w:t>
-            </w:r>
-          </w:p>
-        </w:tc>
-      </w:tr>
-      <w:tr>
-        <w:trPr>
-          <w:trHeight w:val="195"/>
-        </w:trPr>
-        <w:tc>
-          <w:tcPr>
-            <w:tcW w:w="725" w:type="dxa"/>
-          </w:tcPr>
-          <w:p>
-            <w:pPr>
-              <w:ind w:firstLine="0"/>
-              <w:jc w:val="center"/>
-              <w:rPr>
-                <w:iCs/>
-              </w:rPr>
-            </w:pPr>
-            <w:r>
-              <w:rPr>
-                <w:iCs/>
-              </w:rPr>
-              <w:t>3</w:t>
-            </w:r>
-          </w:p>
-        </w:tc>
-      </w:tr>
-      <w:tr>
-        <w:trPr>
-          <w:trHeight w:val="215"/>
-        </w:trPr>
-        <w:tc>
-          <w:tcPr>
-            <w:tcW w:w="725" w:type="dxa"/>
-          </w:tcPr>
-          <w:p>
-            <w:pPr>
-              <w:ind w:firstLine="0"/>
-              <w:jc w:val="center"/>
-              <w:rPr>
-                <w:iCs/>
-              </w:rPr>
-            </w:pPr>
-            <w:r>
-              <w:rPr>
-                <w:iCs/>
-              </w:rPr>
-              <w:t>0</w:t>
-            </w:r>
-          </w:p>
-        </w:tc>
-      </w:tr>
-      <w:tr>
-        <w:trPr>
-          <w:trHeight w:val="427"/>
-        </w:trPr>
-        <w:tc>
-          <w:tcPr>
-            <w:tcW w:w="725" w:type="dxa"/>
-          </w:tcPr>
-          <w:p>
-            <w:pPr>
-              <w:ind w:firstLine="0"/>
-              <w:jc w:val="center"/>
-              <w:rPr>
-                <w:iCs/>
-              </w:rPr>
-            </w:pPr>
-            <w:r>
-              <w:rPr>
-                <w:iCs/>
-              </w:rPr>
-              <w:t>5</w:t>
-            </w:r>
-          </w:p>
-        </w:tc>
-      </w:tr>
-    </w:tbl>
-    <w:tbl>
-      <w:tblPr>
-        <w:tblpPr w:leftFromText="180" w:rightFromText="180" w:vertAnchor="text" w:horzAnchor="page" w:tblpX="7976" w:tblpY="6"/>
-        <w:tblW w:w="0" w:type="auto"/>
-        <w:tblBorders>
-          <w:top w:val="single" w:sz="4" w:space="0" w:color="auto"/>
-          <w:left w:val="single" w:sz="4" w:space="0" w:color="auto"/>
-          <w:bottom w:val="single" w:sz="4" w:space="0" w:color="auto"/>
-          <w:right w:val="single" w:sz="4" w:space="0" w:color="auto"/>
-          <w:insideH w:val="single" w:sz="4" w:space="0" w:color="auto"/>
-          <w:insideV w:val="single" w:sz="4" w:space="0" w:color="auto"/>
-        </w:tblBorders>
-        <w:tblLayout w:type="fixed"/>
-        <w:tblLook w:val="0000" w:firstRow="0" w:lastRow="0" w:firstColumn="0" w:lastColumn="0" w:noHBand="0" w:noVBand="0"/>
-      </w:tblPr>
-      <w:tblGrid>
-        <w:gridCol w:w="616"/>
-      </w:tblGrid>
-      <w:tr>
-        <w:trPr>
-          <w:trHeight w:val="99"/>
-        </w:trPr>
-        <w:tc>
-          <w:tcPr>
-            <w:tcW w:w="616" w:type="dxa"/>
-          </w:tcPr>
-          <w:p>
-            <w:pPr>
-              <w:bidi/>
-              <w:ind w:firstLine="0"/>
-              <w:jc w:val="center"/>
-            </w:pPr>
-            <w:r>
-              <w:t>1</w:t>
-            </w:r>
-          </w:p>
-        </w:tc>
-      </w:tr>
-      <w:tr>
-        <w:trPr>
-          <w:trHeight w:val="104"/>
-        </w:trPr>
-        <w:tc>
-          <w:tcPr>
-            <w:tcW w:w="616" w:type="dxa"/>
-          </w:tcPr>
-          <w:p>
-            <w:pPr>
-              <w:ind w:firstLine="0"/>
-              <w:jc w:val="center"/>
-            </w:pPr>
-            <w:r>
-              <w:t>2</w:t>
-            </w:r>
-          </w:p>
-        </w:tc>
-      </w:tr>
-      <w:tr>
-        <w:trPr>
-          <w:trHeight w:val="111"/>
-        </w:trPr>
-        <w:tc>
-          <w:tcPr>
-            <w:tcW w:w="616" w:type="dxa"/>
-          </w:tcPr>
-          <w:p>
-            <w:pPr>
-              <w:ind w:firstLine="0"/>
-              <w:jc w:val="center"/>
-            </w:pPr>
-            <w:r>
-              <w:t>3</w:t>
-            </w:r>
-          </w:p>
-        </w:tc>
-      </w:tr>
-      <w:tr>
-        <w:trPr>
-          <w:trHeight w:val="155"/>
-        </w:trPr>
-        <w:tc>
-          <w:tcPr>
-            <w:tcW w:w="616" w:type="dxa"/>
-          </w:tcPr>
-          <w:p>
-            <w:pPr>
-              <w:ind w:firstLine="0"/>
-              <w:jc w:val="center"/>
-            </w:pPr>
-            <w:r>
-              <w:t>4</w:t>
-            </w:r>
-          </w:p>
-        </w:tc>
-      </w:tr>
-      <w:tr>
-        <w:trPr>
-          <w:trHeight w:val="206"/>
-        </w:trPr>
-        <w:tc>
-          <w:tcPr>
-            <w:tcW w:w="616" w:type="dxa"/>
-          </w:tcPr>
-          <w:p>
-            <w:pPr>
-              <w:ind w:firstLine="0"/>
-              <w:jc w:val="center"/>
-            </w:pPr>
-            <w:r>
-              <w:t>5</w:t>
-            </w:r>
-          </w:p>
-        </w:tc>
-      </w:tr>
-      <w:tr>
-        <w:trPr>
-          <w:trHeight w:val="256"/>
-        </w:trPr>
-        <w:tc>
-          <w:tcPr>
-            <w:tcW w:w="616" w:type="dxa"/>
-          </w:tcPr>
-          <w:p>
-            <w:pPr>
-              <w:ind w:firstLine="0"/>
-              <w:jc w:val="center"/>
-            </w:pPr>
-            <w:r>
-              <w:t>6</w:t>
-            </w:r>
-          </w:p>
-        </w:tc>
-      </w:tr>
-      <w:tr>
-        <w:trPr>
-          <w:trHeight w:val="180"/>
-        </w:trPr>
-        <w:tc>
-          <w:tcPr>
-            <w:tcW w:w="616" w:type="dxa"/>
-          </w:tcPr>
-          <w:p>
-            <w:pPr>
-              <w:ind w:firstLine="0"/>
-              <w:jc w:val="center"/>
-            </w:pPr>
-            <w:r>
-              <w:t>7</w:t>
-            </w:r>
-          </w:p>
-        </w:tc>
-      </w:tr>
-      <w:tr>
-        <w:trPr>
-          <w:trHeight w:val="193"/>
-        </w:trPr>
-        <w:tc>
-          <w:tcPr>
-            <w:tcW w:w="616" w:type="dxa"/>
-          </w:tcPr>
-          <w:p>
-            <w:pPr>
-              <w:ind w:firstLine="0"/>
-              <w:jc w:val="center"/>
-            </w:pPr>
-            <w:r>
-              <w:t>8</w:t>
-            </w:r>
-          </w:p>
-        </w:tc>
-      </w:tr>
-      <w:tr>
-        <w:trPr>
-          <w:trHeight w:val="212"/>
-        </w:trPr>
-        <w:tc>
-          <w:tcPr>
-            <w:tcW w:w="616" w:type="dxa"/>
-          </w:tcPr>
-          <w:p>
-            <w:pPr>
-              <w:ind w:firstLine="0"/>
-              <w:jc w:val="center"/>
-            </w:pPr>
-            <w:r>
-              <w:t>9</w:t>
-            </w:r>
-          </w:p>
-        </w:tc>
-      </w:tr>
-      <w:tr>
-        <w:trPr>
-          <w:trHeight w:val="421"/>
-        </w:trPr>
-        <w:tc>
-          <w:tcPr>
-            <w:tcW w:w="616" w:type="dxa"/>
-          </w:tcPr>
-          <w:p>
-            <w:pPr>
-              <w:ind w:firstLine="0"/>
-              <w:jc w:val="center"/>
-            </w:pPr>
-            <w:r>
-              <w:t>10</w:t>
-            </w:r>
-          </w:p>
-        </w:tc>
-      </w:tr>
-    </w:tbl>
-    <w:tbl>
-      <w:tblPr>
-        <w:tblpPr w:leftFromText="180" w:rightFromText="180" w:vertAnchor="text" w:horzAnchor="page" w:tblpX="8557" w:tblpY="1"/>
-        <w:tblW w:w="0" w:type="auto"/>
-        <w:tblBorders>
-          <w:top w:val="single" w:sz="4" w:space="0" w:color="auto"/>
-          <w:left w:val="single" w:sz="4" w:space="0" w:color="auto"/>
-          <w:bottom w:val="single" w:sz="4" w:space="0" w:color="auto"/>
-          <w:right w:val="single" w:sz="4" w:space="0" w:color="auto"/>
-          <w:insideH w:val="single" w:sz="4" w:space="0" w:color="auto"/>
-          <w:insideV w:val="single" w:sz="4" w:space="0" w:color="auto"/>
-        </w:tblBorders>
-        <w:tblLayout w:type="fixed"/>
-        <w:tblLook w:val="0000" w:firstRow="0" w:lastRow="0" w:firstColumn="0" w:lastColumn="0" w:noHBand="0" w:noVBand="0"/>
-      </w:tblPr>
-      <w:tblGrid>
-        <w:gridCol w:w="725"/>
-      </w:tblGrid>
-      <w:tr>
-        <w:trPr>
-          <w:trHeight w:val="101"/>
-        </w:trPr>
-        <w:tc>
-          <w:tcPr>
-            <w:tcW w:w="725" w:type="dxa"/>
-          </w:tcPr>
-          <w:p>
-            <w:pPr>
-              <w:bidi/>
-              <w:ind w:firstLine="0"/>
-              <w:jc w:val="center"/>
-              <w:rPr>
-                <w:iCs/>
-              </w:rPr>
-            </w:pPr>
-            <w:r>
-              <w:rPr>
-                <w:iCs/>
-              </w:rPr>
-              <w:t>0</w:t>
-            </w:r>
-          </w:p>
-        </w:tc>
-      </w:tr>
-      <w:tr>
-        <w:trPr>
-          <w:trHeight w:val="106"/>
-        </w:trPr>
-        <w:tc>
-          <w:tcPr>
-            <w:tcW w:w="725" w:type="dxa"/>
-          </w:tcPr>
-          <w:p>
-            <w:pPr>
-              <w:ind w:firstLine="0"/>
-              <w:jc w:val="center"/>
-              <w:rPr>
-                <w:iCs/>
-              </w:rPr>
-            </w:pPr>
-            <w:r>
-              <w:rPr>
-                <w:iCs/>
-              </w:rPr>
-              <w:t>0</w:t>
-            </w:r>
-          </w:p>
-        </w:tc>
-      </w:tr>
-      <w:tr>
-        <w:trPr>
-          <w:trHeight w:val="113"/>
-        </w:trPr>
-        <w:tc>
-          <w:tcPr>
-            <w:tcW w:w="725" w:type="dxa"/>
-          </w:tcPr>
-          <w:p>
-            <w:pPr>
-              <w:ind w:firstLine="0"/>
-              <w:jc w:val="center"/>
-              <w:rPr>
-                <w:iCs/>
-              </w:rPr>
-            </w:pPr>
-            <w:r>
-              <w:rPr>
-                <w:iCs/>
-              </w:rPr>
-              <w:t>0</w:t>
-            </w:r>
-          </w:p>
-        </w:tc>
-      </w:tr>
-      <w:tr>
-        <w:trPr>
-          <w:trHeight w:val="158"/>
-        </w:trPr>
-        <w:tc>
-          <w:tcPr>
-            <w:tcW w:w="725" w:type="dxa"/>
-          </w:tcPr>
-          <w:p>
-            <w:pPr>
-              <w:ind w:firstLine="0"/>
-              <w:jc w:val="center"/>
-              <w:rPr>
-                <w:iCs/>
-              </w:rPr>
-            </w:pPr>
-            <w:r>
-              <w:rPr>
-                <w:rFonts w:hint="cs"/>
-                <w:iCs/>
-                <w:rtl/>
-              </w:rPr>
-              <w:t>0</w:t>
-            </w:r>
-          </w:p>
-        </w:tc>
-      </w:tr>
-      <w:tr>
-        <w:trPr>
-          <w:trHeight w:val="209"/>
-        </w:trPr>
-        <w:tc>
-          <w:tcPr>
-            <w:tcW w:w="725" w:type="dxa"/>
-          </w:tcPr>
-          <w:p>
-            <w:pPr>
-              <w:ind w:firstLine="0"/>
-              <w:jc w:val="center"/>
-              <w:rPr>
-                <w:iCs/>
-              </w:rPr>
-            </w:pPr>
-            <w:r>
-              <w:rPr>
-                <w:iCs/>
-              </w:rPr>
-              <w:t>0</w:t>
-            </w:r>
-          </w:p>
-        </w:tc>
-      </w:tr>
-      <w:tr>
-        <w:trPr>
-          <w:trHeight w:val="260"/>
-        </w:trPr>
-        <w:tc>
-          <w:tcPr>
-            <w:tcW w:w="725" w:type="dxa"/>
-          </w:tcPr>
-          <w:p>
-            <w:pPr>
-              <w:ind w:firstLine="0"/>
-              <w:jc w:val="center"/>
-              <w:rPr>
-                <w:iCs/>
-              </w:rPr>
-            </w:pPr>
-            <w:r>
-              <w:rPr>
-                <w:iCs/>
-              </w:rPr>
-              <w:t>0</w:t>
-            </w:r>
-          </w:p>
-        </w:tc>
-      </w:tr>
-      <w:tr>
-        <w:trPr>
-          <w:trHeight w:val="183"/>
-        </w:trPr>
-        <w:tc>
-          <w:tcPr>
-            <w:tcW w:w="725" w:type="dxa"/>
-          </w:tcPr>
-          <w:p>
-            <w:pPr>
-              <w:ind w:firstLine="0"/>
-              <w:jc w:val="center"/>
-              <w:rPr>
-                <w:iCs/>
-              </w:rPr>
-            </w:pPr>
-            <w:r>
-              <w:rPr>
-                <w:iCs/>
-              </w:rPr>
-              <w:t>90</w:t>
-            </w:r>
-          </w:p>
-        </w:tc>
-      </w:tr>
-      <w:tr>
-        <w:trPr>
-          <w:trHeight w:val="195"/>
-        </w:trPr>
-        <w:tc>
-          <w:tcPr>
-            <w:tcW w:w="725" w:type="dxa"/>
-          </w:tcPr>
-          <w:p>
-            <w:pPr>
-              <w:ind w:firstLine="0"/>
-              <w:jc w:val="center"/>
-              <w:rPr>
-                <w:iCs/>
-              </w:rPr>
-            </w:pPr>
-            <w:r>
-              <w:rPr>
-                <w:iCs/>
-              </w:rPr>
-              <w:t>93</w:t>
-            </w:r>
-          </w:p>
-        </w:tc>
-      </w:tr>
-      <w:tr>
-        <w:trPr>
-          <w:trHeight w:val="215"/>
-        </w:trPr>
-        <w:tc>
-          <w:tcPr>
-            <w:tcW w:w="725" w:type="dxa"/>
-          </w:tcPr>
-          <w:p>
-            <w:pPr>
-              <w:ind w:firstLine="0"/>
-              <w:jc w:val="center"/>
-              <w:rPr>
-                <w:iCs/>
-              </w:rPr>
-            </w:pPr>
-            <w:r>
-              <w:rPr>
-                <w:iCs/>
-              </w:rPr>
-              <w:t>95</w:t>
-            </w:r>
-          </w:p>
-        </w:tc>
-      </w:tr>
-      <w:tr>
-        <w:trPr>
-          <w:trHeight w:val="427"/>
-        </w:trPr>
-        <w:tc>
-          <w:tcPr>
-            <w:tcW w:w="725" w:type="dxa"/>
-          </w:tcPr>
-          <w:p>
-            <w:pPr>
-              <w:ind w:firstLine="0"/>
-              <w:jc w:val="center"/>
-              <w:rPr>
-                <w:iCs/>
-              </w:rPr>
-            </w:pPr>
-            <w:r>
-              <w:rPr>
-                <w:iCs/>
-              </w:rPr>
-              <w:t>100</w:t>
-            </w:r>
-          </w:p>
-        </w:tc>
-      </w:tr>
-    </w:tbl>
-    <w:p>
-      <w:pPr>
-        <w:rPr>
-          <w:strike/>
-        </w:rPr>
-      </w:pPr>
-      <w:r>
-        <w:rPr>
-          <w:strike/>
-        </w:rPr>
-        <w:t>1</w:t>
-      </w:r>
-      <w:r>
-        <w:rPr>
-          <w:rFonts w:cs="Arial"/>
-          <w:strike/>
-          <w:rtl/>
-        </w:rPr>
-        <w:t xml:space="preserve">- </w:t>
-      </w:r>
-      <w:r>
-        <w:rPr>
-          <w:strike/>
-        </w:rPr>
-        <w:t>find a good name for the proposal</w:t>
-      </w:r>
-    </w:p>
-    <w:p>
-      <w:pPr>
-        <w:rPr>
-          <w:strike/>
-        </w:rPr>
-      </w:pPr>
-      <w:r>
-        <w:rPr>
-          <w:strike/>
-        </w:rPr>
-        <w:t>2</w:t>
-      </w:r>
-      <w:r>
-        <w:rPr>
-          <w:rFonts w:cs="Arial"/>
-          <w:strike/>
-          <w:rtl/>
-        </w:rPr>
-        <w:t xml:space="preserve">- </w:t>
-      </w:r>
-      <w:r>
-        <w:rPr>
-          <w:strike/>
-        </w:rPr>
-        <w:t>surf the internet to find about the literature of this subject</w:t>
-      </w:r>
-    </w:p>
-    <w:p>
-      <w:pPr>
-        <w:rPr>
-          <w:strike/>
-        </w:rPr>
-      </w:pPr>
-      <w:r>
-        <w:rPr>
-          <w:strike/>
-        </w:rPr>
-        <w:t>3</w:t>
-      </w:r>
-      <w:r>
-        <w:rPr>
-          <w:rFonts w:cs="Arial"/>
-          <w:strike/>
-          <w:rtl/>
-        </w:rPr>
-        <w:t xml:space="preserve">- </w:t>
-      </w:r>
-      <w:r>
-        <w:rPr>
-          <w:strike/>
-        </w:rPr>
-        <w:t xml:space="preserve">finish the literature </w:t>
-      </w:r>
-    </w:p>
-    <w:p>
-      <w:pPr>
-        <w:rPr>
-          <w:strike/>
-        </w:rPr>
-      </w:pPr>
-      <w:r>
-        <w:rPr>
-          <w:strike/>
-        </w:rPr>
-        <w:t>4</w:t>
-      </w:r>
-      <w:r>
-        <w:rPr>
-          <w:rFonts w:cs="Arial"/>
-          <w:strike/>
-          <w:rtl/>
-        </w:rPr>
-        <w:t xml:space="preserve">- </w:t>
-      </w:r>
-      <w:r>
-        <w:rPr>
-          <w:strike/>
-        </w:rPr>
-        <w:t>get the data to work with</w:t>
-      </w:r>
-    </w:p>
-    <w:p>
-      <w:pPr>
-        <w:rPr>
-          <w:strike/>
-        </w:rPr>
-      </w:pPr>
-      <w:r>
-        <w:rPr>
-          <w:strike/>
-        </w:rPr>
-        <w:t>5</w:t>
-      </w:r>
-      <w:r>
-        <w:rPr>
-          <w:rFonts w:cs="Arial"/>
-          <w:strike/>
-          <w:rtl/>
-        </w:rPr>
-        <w:t xml:space="preserve">- </w:t>
-      </w:r>
-      <w:r>
-        <w:rPr>
-          <w:strike/>
-        </w:rPr>
-        <w:t>add the body of the project (which we will talk about later)</w:t>
-      </w:r>
-    </w:p>
-    <w:p>
-      <w:r>
-        <w:t>6</w:t>
-      </w:r>
-      <w:r>
-        <w:rPr>
-          <w:rFonts w:cs="Arial"/>
-          <w:rtl/>
-        </w:rPr>
-        <w:t xml:space="preserve">- </w:t>
-      </w:r>
-      <w:r>
-        <w:rPr>
-          <w:strike/>
-        </w:rPr>
-        <w:t>have the conclusion</w:t>
-      </w:r>
-    </w:p>
-    <w:p>
-      <w:r>
-        <w:t>7</w:t>
-      </w:r>
-      <w:r>
-        <w:rPr>
-          <w:rFonts w:cs="Arial"/>
-          <w:rtl/>
-        </w:rPr>
-        <w:t xml:space="preserve">- </w:t>
-      </w:r>
-      <w:r>
-        <w:t>write the introduction</w:t>
-      </w:r>
-    </w:p>
-    <w:p>
-      <w:r>
-        <w:t>8</w:t>
-      </w:r>
-      <w:r>
-        <w:rPr>
-          <w:rFonts w:cs="Arial"/>
-          <w:rtl/>
-        </w:rPr>
-        <w:t xml:space="preserve">- </w:t>
-      </w:r>
-      <w:r>
-        <w:t>write the abstract</w:t>
-      </w:r>
-    </w:p>
-    <w:p>
-      <w:r>
-        <w:t>9</w:t>
-      </w:r>
-      <w:r>
-        <w:rPr>
-          <w:rFonts w:cs="Arial"/>
-          <w:rtl/>
-        </w:rPr>
-        <w:t xml:space="preserve">- </w:t>
-      </w:r>
-      <w:r>
-        <w:t>have the bibliography attached to the end of the file</w:t>
-      </w:r>
-    </w:p>
-    <w:p>
-      <w:r>
-        <w:t>10- check for any errors within that</w:t>
-      </w:r>
-    </w:p>
-    <w:p>
-      <w:pPr>
-        <w:ind w:firstLine="0"/>
-      </w:pPr>
-    </w:p>
-    <w:p/>
-    <w:p>
-      <w:r>
-        <w:br w:type="page"/>
-      </w:r>
-    </w:p>
     <w:p>
       <w:pPr>
         <w:pStyle w:val="Title2"/>
+        <w:ind w:left="0"/>
       </w:pPr>
       <w:bookmarkStart w:id="9" w:name="_Toc235010470"/>
       <w:r>
-        <w:lastRenderedPageBreak/>
         <w:t>References</w:t>
       </w:r>
       <w:bookmarkEnd w:id="9"/>
@@ -6974,9 +6004,9 @@
     <w:rsidRoot w:val="003A7952"/>
     <w:rsid w:val="003A7952"/>
     <w:rsid w:val="005E2486"/>
+    <w:rsid w:val="00707DB4"/>
     <w:rsid w:val="0071160F"/>
     <w:rsid w:val="009F317C"/>
-    <w:rsid w:val="00DC342C"/>
     <w:rsid w:val="00F264F7"/>
   </w:rsids>
   <m:mathPr>
